--- a/docs/scripts/track_branch_label.docx
+++ b/docs/scripts/track_branch_label.docx
@@ -2923,7 +2923,7 @@
         <w:rFonts w:asciiTheme="minorHAnsi" w:cstheme="minorBidi" w:eastAsiaTheme="minorEastAsia" w:hAnsiTheme="minorHAnsi"/>
         <w:sz w:val="24"/>
         <w:szCs w:val="24"/>
-        <w:lang w:bidi="ar-SA" w:eastAsia="zh-CN" w:val="en-US"/>
+        <w:lang w:bidi="ar-SA" w:eastAsia="zh-CN" w:val="en"/>
       </w:rPr>
     </w:rPrDefault>
     <w:pPrDefault>
@@ -2975,8 +2975,8 @@
     </w:pPr>
     <w:rPr>
       <w:rFonts w:asciiTheme="majorHAnsi" w:cstheme="majorBidi" w:eastAsiaTheme="majorEastAsia" w:hAnsiTheme="majorHAnsi"/>
-      <w:sz w:val="56"/>
-      <w:szCs w:val="56"/>
+      <w:sz w:val="40"/>
+      <w:szCs w:val="40"/>
     </w:rPr>
   </w:style>
   <w:style w:customStyle="1" w:styleId="TitleChar" w:type="character">
@@ -3110,8 +3110,8 @@
     <w:rPr>
       <w:rFonts w:asciiTheme="majorHAnsi" w:cstheme="majorBidi" w:eastAsiaTheme="majorEastAsia" w:hAnsiTheme="majorHAnsi"/>
       <w:color w:themeColor="accent1" w:themeShade="BF" w:val="0F4761"/>
-      <w:sz w:val="40"/>
-      <w:szCs w:val="40"/>
+      <w:sz w:val="32"/>
+      <w:szCs w:val="32"/>
     </w:rPr>
   </w:style>
   <w:style w:styleId="Heading2" w:type="paragraph">
@@ -3133,8 +3133,8 @@
     <w:rPr>
       <w:rFonts w:asciiTheme="majorHAnsi" w:cstheme="majorBidi" w:eastAsiaTheme="majorEastAsia" w:hAnsiTheme="majorHAnsi"/>
       <w:color w:themeColor="accent1" w:themeShade="BF" w:val="0F4761"/>
-      <w:sz w:val="32"/>
-      <w:szCs w:val="32"/>
+      <w:sz w:val="26"/>
+      <w:szCs w:val="26"/>
     </w:rPr>
   </w:style>
   <w:style w:styleId="Heading3" w:type="paragraph">
@@ -3156,8 +3156,8 @@
     <w:rPr>
       <w:rFonts w:cstheme="majorBidi" w:eastAsiaTheme="majorEastAsia"/>
       <w:color w:themeColor="accent1" w:themeShade="BF" w:val="0F4761"/>
-      <w:sz w:val="28"/>
-      <w:szCs w:val="28"/>
+      <w:sz w:val="24"/>
+      <w:szCs w:val="24"/>
     </w:rPr>
   </w:style>
   <w:style w:styleId="Heading4" w:type="paragraph">
@@ -3177,6 +3177,8 @@
       <w:outlineLvl w:val="3"/>
     </w:pPr>
     <w:rPr>
+      <w:sz w:val="22"/>
+      <w:szCs w:val="22"/>
       <w:rFonts w:cstheme="majorBidi" w:eastAsiaTheme="majorEastAsia"/>
       <w:i/>
       <w:iCs/>
